--- a/ templates/Ideation phase/Brainstorm_Idea_Prioritization_Template.docx
+++ b/ templates/Ideation phase/Brainstorm_Idea_Prioritization_Template.docx
@@ -163,13 +163,8 @@
             <w:vAlign w:val="center"/>
           </w:tcPr>
           <w:p>
-            <w:r>
-              <w:rPr>
-                <w:b w:val="0"/>
-                <w:bCs w:val="0"/>
-              </w:rPr>
-              <w:t>[Insert Team ID as assigned by instructor]</w:t>
-            </w:r>
+            <w:bookmarkStart w:id="0" w:name="_GoBack"/>
+            <w:bookmarkEnd w:id="0"/>
           </w:p>
         </w:tc>
       </w:tr>
@@ -2059,8 +2054,6 @@
         <w:pStyle w:val="3"/>
         <w:spacing w:before="200" w:after="120"/>
       </w:pPr>
-      <w:bookmarkStart w:id="0" w:name="_GoBack"/>
-      <w:bookmarkEnd w:id="0"/>
       <w:r>
         <w:rPr>
           <w:b/>
@@ -2640,6 +2633,7 @@
     <w:qFormat/>
     <w:uiPriority w:val="0"/>
     <w:rPr>
+      <w:rFonts w:asciiTheme="minorHAnsi" w:hAnsiTheme="minorHAnsi" w:eastAsiaTheme="minorEastAsia" w:cstheme="minorBidi"/>
       <w:sz w:val="21"/>
       <w:szCs w:val="22"/>
     </w:rPr>
@@ -2650,6 +2644,7 @@
     <w:qFormat/>
     <w:uiPriority w:val="0"/>
     <w:rPr>
+      <w:rFonts w:asciiTheme="minorHAnsi" w:hAnsiTheme="minorHAnsi" w:eastAsiaTheme="minorEastAsia" w:cstheme="minorBidi"/>
       <w:color w:val="2E74B5"/>
       <w:sz w:val="32"/>
       <w:szCs w:val="32"/>
@@ -2661,6 +2656,7 @@
     <w:qFormat/>
     <w:uiPriority w:val="0"/>
     <w:rPr>
+      <w:rFonts w:asciiTheme="minorHAnsi" w:hAnsiTheme="minorHAnsi" w:eastAsiaTheme="minorEastAsia" w:cstheme="minorBidi"/>
       <w:color w:val="2E74B5"/>
       <w:sz w:val="26"/>
       <w:szCs w:val="26"/>
@@ -2672,6 +2668,7 @@
     <w:qFormat/>
     <w:uiPriority w:val="0"/>
     <w:rPr>
+      <w:rFonts w:asciiTheme="minorHAnsi" w:hAnsiTheme="minorHAnsi" w:eastAsiaTheme="minorEastAsia" w:cstheme="minorBidi"/>
       <w:color w:val="1F4D78"/>
       <w:sz w:val="24"/>
       <w:szCs w:val="24"/>
@@ -2683,6 +2680,7 @@
     <w:qFormat/>
     <w:uiPriority w:val="0"/>
     <w:rPr>
+      <w:rFonts w:asciiTheme="minorHAnsi" w:hAnsiTheme="minorHAnsi" w:eastAsiaTheme="minorEastAsia" w:cstheme="minorBidi"/>
       <w:i/>
       <w:iCs/>
       <w:color w:val="2E74B5"/>
@@ -2696,6 +2694,7 @@
     <w:qFormat/>
     <w:uiPriority w:val="0"/>
     <w:rPr>
+      <w:rFonts w:asciiTheme="minorHAnsi" w:hAnsiTheme="minorHAnsi" w:eastAsiaTheme="minorEastAsia" w:cstheme="minorBidi"/>
       <w:color w:val="2E74B5"/>
       <w:sz w:val="21"/>
       <w:szCs w:val="22"/>
@@ -2707,6 +2706,7 @@
     <w:qFormat/>
     <w:uiPriority w:val="0"/>
     <w:rPr>
+      <w:rFonts w:asciiTheme="minorHAnsi" w:hAnsiTheme="minorHAnsi" w:eastAsiaTheme="minorEastAsia" w:cstheme="minorBidi"/>
       <w:color w:val="1F4D78"/>
       <w:sz w:val="21"/>
       <w:szCs w:val="22"/>
@@ -2749,6 +2749,7 @@
       <w:spacing w:after="0" w:line="240" w:lineRule="auto"/>
     </w:pPr>
     <w:rPr>
+      <w:rFonts w:asciiTheme="minorHAnsi" w:hAnsiTheme="minorHAnsi" w:eastAsiaTheme="minorEastAsia" w:cstheme="minorBidi"/>
       <w:sz w:val="20"/>
       <w:szCs w:val="20"/>
     </w:rPr>
@@ -2772,6 +2773,7 @@
       <w:spacing w:after="0" w:line="240" w:lineRule="auto"/>
     </w:pPr>
     <w:rPr>
+      <w:rFonts w:asciiTheme="minorHAnsi" w:hAnsiTheme="minorHAnsi" w:eastAsiaTheme="minorEastAsia" w:cstheme="minorBidi"/>
       <w:sz w:val="20"/>
       <w:szCs w:val="20"/>
     </w:rPr>
@@ -2790,6 +2792,7 @@
     <w:qFormat/>
     <w:uiPriority w:val="0"/>
     <w:rPr>
+      <w:rFonts w:asciiTheme="minorHAnsi" w:hAnsiTheme="minorHAnsi" w:eastAsiaTheme="minorEastAsia" w:cstheme="minorBidi"/>
       <w:sz w:val="56"/>
       <w:szCs w:val="56"/>
     </w:rPr>
@@ -2799,6 +2802,7 @@
     <w:qFormat/>
     <w:uiPriority w:val="0"/>
     <w:rPr>
+      <w:rFonts w:asciiTheme="minorHAnsi" w:hAnsiTheme="minorHAnsi" w:eastAsiaTheme="minorEastAsia" w:cstheme="minorBidi"/>
       <w:sz w:val="21"/>
       <w:szCs w:val="22"/>
     </w:rPr>
